--- a/manuscript/chapter-04-the-first-report.docx
+++ b/manuscript/chapter-04-the-first-report.docx
@@ -8,6 +8,20 @@
       </w:pPr>
       <w:r>
         <w:t>Chapter 4: The First Report</w:t>
+      </w:r>
+    </w:p>
+    <w:p>
+      <w:r>
+        <w:rPr>
+          <w:i/>
+          <w:color w:val="5C6B7D"/>
+        </w:rPr>
+        <w:t>Then, from the corner of his eye, a figure lunged. The pressure vanished. A single sharp crack — bone striking bone, calculated. Rosa’s head snapped sideways as she was tossed off him. Gage rolled over, gasping for air that tasted of copper. A line from Pappy’s stories pierced the fog: You can’t pipe the deep carbon, boy. You have to break it. Looking at Rosa’s crumpled form, Gage understood the Initiation. The Trinity didn’t want loyalty; they wanted to see if these kids would snap or turn into diamonds under pressure.</w:t>
+      </w:r>
+    </w:p>
+    <w:p>
+      <w:r>
+        <w:t>— Book 1, Chapter 4: Emily’s Not Talking</w:t>
       </w:r>
     </w:p>
     <w:p>
@@ -57,7 +71,7 @@
     </w:p>
     <w:p>
       <w:r>
-        <w:t>The pattern was not random. It was a loop.</w:t>
+        <w:t>It was a loop.</w:t>
       </w:r>
     </w:p>
     <w:p>
@@ -72,7 +86,7 @@
     </w:p>
     <w:p>
       <w:r>
-        <w:t>Across the room, Daren’s mouth twitched with silent satisfaction. He had not forgotten Elara’s public correction during the shift change, and in Kubera, debts were always settled. During the off-shift, Daren had called in a favor from his contacts in system programming, leveraging Kubera’s allocation oversight to quietly adjust the parameters on Elara’s console. He had dialed the interpretation sensitivity and anomaly detection to absolute maximum, transforming her station from an analytical tool into an over-sensitized trap. Now, any custom entry Elara attempted would be flagged as operator bias, triggering system warnings and automatically generating corrective recommendations that directly contradicted her inputs.</w:t>
+        <w:t>Across the room, Daren’s mouth twitched with silent satisfaction.</w:t>
       </w:r>
     </w:p>
     <w:p>
@@ -137,7 +151,7 @@
     </w:p>
     <w:p>
       <w:r>
-        <w:t>Before Elara could answer, the artificially inflated sensitivity parameters from her station spilled across the shared network bridge. On the adjacent Ashoka console, Rohan's warning chime rang out sharply—triggered prematurely because Daren’s spiked threshold settings had forced the entire room's grid to flag even micro-fluctuations in candidate telemetry.</w:t>
+        <w:t>Before Elara could answer, a warning chime rang out from the adjacent Ashoka console. The tampering had spread beyond her station: with the thresholds pinned at maximum, the whole grid had turned twitchy, and a flicker in the chamber now sounded like a breach.</w:t>
       </w:r>
     </w:p>
     <w:p>
@@ -412,15 +426,6 @@
     </w:p>
     <w:p>
       <w:r>
-        <w:rPr>
-          <w:i/>
-          <w:color w:val="5C6B7D"/>
-        </w:rPr>
-        <w:t>Below, Rosa moved through the orange haze with Emily tied to her back, a broken body made into a warning. Gage saw the pickaxe, felt the cold edge at his throat, and called for Ben and Otto before the chamber could decide what their answer meant.</w:t>
-      </w:r>
-    </w:p>
-    <w:p>
-      <w:r>
         <w:t>Rohan froze the automated designation of subject-on-subject violence. "Partial surveillance is not a verdict," he said.</w:t>
       </w:r>
     </w:p>
@@ -521,7 +526,7 @@
     </w:p>
     <w:p>
       <w:r>
-        <w:t>SWAT RESPONSE AUTHORIZED.</w:t>
+        <w:t>INFINITY GUARD RESPONSE AUTHORIZED.</w:t>
       </w:r>
     </w:p>
     <w:p>
@@ -531,7 +536,7 @@
     </w:p>
     <w:p>
       <w:r>
-        <w:t>Under standard Trinity procedure, their twelve-hour monitoring cycle should have ended as sixty hours approached. But the moment High Command issued the emergency assessment and the SWAT protocol engaged, the system initiated a mandatory shift lock. Shift rotations were frozen. All four representatives were required to remain at their consoles until the deployment resolved or the Initiation reached its seventy-two-hour mark.</w:t>
+        <w:t>Under standard Trinity procedure, their twelve-hour monitoring cycle should have ended as sixty hours approached. But the moment High Command issued the emergency assessment and the Infinity Guard protocol engaged, the system initiated a mandatory shift lock. Shift rotations were frozen. All four representatives were required to remain at their consoles until the deployment resolved or the Initiation reached its seventy-two-hour mark.</w:t>
       </w:r>
     </w:p>
     <w:p>
@@ -576,7 +581,7 @@
     </w:p>
     <w:p>
       <w:r>
-        <w:t>The SWAT team arrived four hours later to find the candidates motionless beneath the tunnel wall. Their scanners swept over the chamber. Gage's pulse was slow. Ben's breathing was even. Otto's hands were open and empty.</w:t>
+        <w:t>The Infinity Guard arrived four hours later to find the candidates motionless beneath the tunnel wall. Their scanners swept over the chamber. Gage's pulse was slow. Ben's breathing was even. Otto's hands were open and empty.</w:t>
       </w:r>
     </w:p>
     <w:p>
@@ -591,7 +596,7 @@
     </w:p>
     <w:p>
       <w:r>
-        <w:t>At seventy-two hours, the gates reopened. The three signals moved before the guards crossed the threshold. Gage rose first, then waited. Ben found his feet beside him. Otto moved last, close enough to steady either of them but not leading them. The monitors recorded no rescue or command that brought them to the exit. The boys emerged together because they had endured together.</w:t>
+        <w:t>At seventy-two hours, the gates reopened. One signal rose before the guards crossed the threshold. Gage's exertion markers climbed past anything the chamber had recorded as he lifted Otto across his shoulders and closed his free hand around Ben's collar. The overhead feed showed a single upright figure moving toward the light, carrying one boy and dragging the other. The monitors recorded no rescue and no command that brought them to the exit. The three crossed the threshold together because Gage refused to cross it any other way.</w:t>
       </w:r>
     </w:p>
     <w:p>
